--- a/dafni-citycat-example.docx
+++ b/dafni-citycat-example.docx
@@ -8,6 +8,7 @@
         <w:rPr>
           <w:b/>
           <w:bCs/>
+          <w:color w:val="0070C0"/>
           <w:sz w:val="32"/>
           <w:szCs w:val="32"/>
           <w:u w:val="single"/>
@@ -17,6 +18,7 @@
         <w:rPr>
           <w:b/>
           <w:bCs/>
+          <w:color w:val="0070C0"/>
           <w:sz w:val="32"/>
           <w:szCs w:val="32"/>
           <w:u w:val="single"/>
@@ -28,6 +30,7 @@
         <w:rPr>
           <w:b/>
           <w:bCs/>
+          <w:color w:val="0070C0"/>
           <w:sz w:val="32"/>
           <w:szCs w:val="32"/>
           <w:u w:val="single"/>
@@ -39,6 +42,7 @@
         <w:rPr>
           <w:b/>
           <w:bCs/>
+          <w:color w:val="0070C0"/>
           <w:sz w:val="32"/>
           <w:szCs w:val="32"/>
           <w:u w:val="single"/>
@@ -47,6 +51,53 @@
       </w:r>
     </w:p>
     <w:p>
+      <w:pPr>
+        <w:rPr>
+          <w:b/>
+          <w:bCs/>
+          <w:sz w:val="32"/>
+          <w:szCs w:val="32"/>
+          <w:u w:val="single"/>
+        </w:rPr>
+      </w:pPr>
+      <w:r>
+        <w:rPr>
+          <w:b/>
+          <w:bCs/>
+          <w:sz w:val="32"/>
+          <w:szCs w:val="32"/>
+          <w:u w:val="single"/>
+        </w:rPr>
+        <w:t>Example 1 _Longbenton</w:t>
+      </w:r>
+    </w:p>
+    <w:p>
+      <w:pPr>
+        <w:rPr>
+          <w:color w:val="FF0000"/>
+        </w:rPr>
+      </w:pPr>
+      <w:r>
+        <w:rPr>
+          <w:color w:val="FF0000"/>
+        </w:rPr>
+        <w:t>In this example a 1km</w:t>
+      </w:r>
+      <w:r>
+        <w:rPr>
+          <w:color w:val="FF0000"/>
+          <w:vertAlign w:val="superscript"/>
+        </w:rPr>
+        <w:t xml:space="preserve">2 </w:t>
+      </w:r>
+      <w:r>
+        <w:rPr>
+          <w:color w:val="FF0000"/>
+        </w:rPr>
+        <w:t>part of Longbenton, Newcastle upon Tyne is run with a 5m grid resolution. The example includes friction coefficient, spatial green areas, spatial rainfall and a reservoir break.</w:t>
+      </w:r>
+    </w:p>
+    <w:p>
       <w:r>
         <w:t xml:space="preserve">Click on </w:t>
       </w:r>
@@ -123,14 +174,11 @@
     </w:p>
     <w:p>
       <w:r>
-        <w:rPr>
-          <w:noProof/>
-        </w:rPr>
         <w:drawing>
-          <wp:inline distT="0" distB="0" distL="0" distR="0" wp14:anchorId="318B20D0" wp14:editId="3B80F6C7">
-            <wp:extent cx="5731510" cy="2113915"/>
-            <wp:effectExtent l="0" t="0" r="2540" b="635"/>
-            <wp:docPr id="643708238" name="Picture 1" descr="A diagram of a network&#10;&#10;Description automatically generated"/>
+          <wp:inline distT="0" distB="0" distL="0" distR="0" wp14:anchorId="07C8A894" wp14:editId="1DC565F1">
+            <wp:extent cx="5731510" cy="2227580"/>
+            <wp:effectExtent l="0" t="0" r="2540" b="1270"/>
+            <wp:docPr id="1387746318" name="Picture 1" descr="A diagram of a computer&#10;&#10;AI-generated content may be incorrect."/>
             <wp:cNvGraphicFramePr>
               <a:graphicFrameLocks xmlns:a="http://schemas.openxmlformats.org/drawingml/2006/main" noChangeAspect="1"/>
             </wp:cNvGraphicFramePr>
@@ -138,7 +186,7 @@
               <a:graphicData uri="http://schemas.openxmlformats.org/drawingml/2006/picture">
                 <pic:pic xmlns:pic="http://schemas.openxmlformats.org/drawingml/2006/picture">
                   <pic:nvPicPr>
-                    <pic:cNvPr id="643708238" name="Picture 1" descr="A diagram of a network&#10;&#10;Description automatically generated"/>
+                    <pic:cNvPr id="1387746318" name="Picture 1" descr="A diagram of a computer&#10;&#10;AI-generated content may be incorrect."/>
                     <pic:cNvPicPr/>
                   </pic:nvPicPr>
                   <pic:blipFill>
@@ -150,7 +198,7 @@
                   <pic:spPr>
                     <a:xfrm>
                       <a:off x="0" y="0"/>
-                      <a:ext cx="5731510" cy="2113915"/>
+                      <a:ext cx="5731510" cy="2227580"/>
                     </a:xfrm>
                     <a:prstGeom prst="rect">
                       <a:avLst/>
@@ -201,10 +249,10 @@
     <w:p>
       <w:r>
         <w:drawing>
-          <wp:inline distT="0" distB="0" distL="0" distR="0" wp14:anchorId="604E0405" wp14:editId="1B1EA775">
-            <wp:extent cx="5731510" cy="3134995"/>
-            <wp:effectExtent l="0" t="0" r="2540" b="8255"/>
-            <wp:docPr id="1728392340" name="Picture 1" descr="A screenshot of a computer&#10;&#10;Description automatically generated"/>
+          <wp:inline distT="0" distB="0" distL="0" distR="0" wp14:anchorId="15FCFD77" wp14:editId="742C9D24">
+            <wp:extent cx="5731510" cy="3270885"/>
+            <wp:effectExtent l="0" t="0" r="2540" b="5715"/>
+            <wp:docPr id="1852996719" name="Picture 1" descr="A screenshot of a computer&#10;&#10;AI-generated content may be incorrect."/>
             <wp:cNvGraphicFramePr>
               <a:graphicFrameLocks xmlns:a="http://schemas.openxmlformats.org/drawingml/2006/main" noChangeAspect="1"/>
             </wp:cNvGraphicFramePr>
@@ -212,7 +260,7 @@
               <a:graphicData uri="http://schemas.openxmlformats.org/drawingml/2006/picture">
                 <pic:pic xmlns:pic="http://schemas.openxmlformats.org/drawingml/2006/picture">
                   <pic:nvPicPr>
-                    <pic:cNvPr id="1728392340" name="Picture 1" descr="A screenshot of a computer&#10;&#10;Description automatically generated"/>
+                    <pic:cNvPr id="1852996719" name="Picture 1" descr="A screenshot of a computer&#10;&#10;AI-generated content may be incorrect."/>
                     <pic:cNvPicPr/>
                   </pic:nvPicPr>
                   <pic:blipFill>
@@ -224,7 +272,7 @@
                   <pic:spPr>
                     <a:xfrm>
                       <a:off x="0" y="0"/>
-                      <a:ext cx="5731510" cy="3134995"/>
+                      <a:ext cx="5731510" cy="3270885"/>
                     </a:xfrm>
                     <a:prstGeom prst="rect">
                       <a:avLst/>
@@ -255,6 +303,7 @@
           <w:szCs w:val="28"/>
           <w:u w:val="single"/>
         </w:rPr>
+        <w:lastRenderedPageBreak/>
         <w:t>Inputs Model</w:t>
       </w:r>
       <w:r>
@@ -285,7 +334,6 @@
     </w:p>
     <w:p>
       <w:r>
-        <w:lastRenderedPageBreak/>
         <w:t xml:space="preserve">In this section the </w:t>
       </w:r>
       <w:r>
@@ -535,20 +583,7 @@
     </w:p>
     <w:p>
       <w:r>
-        <w:t xml:space="preserve">Note the projection is set to 27700. Additional datasets (for example a second </w:t>
-      </w:r>
-      <w:r>
-        <w:rPr>
-          <w:b/>
-          <w:bCs/>
-        </w:rPr>
-        <w:t>Boundary File</w:t>
-      </w:r>
-      <w:r>
-        <w:t>) can be removed by clicking on the rubbish bin icon</w:t>
-      </w:r>
-      <w:r>
-        <w:t xml:space="preserve"> on that row.</w:t>
+        <w:t xml:space="preserve">Note the projection is set to 27700. </w:t>
       </w:r>
     </w:p>
     <w:p>
@@ -580,6 +615,66 @@
       </w:r>
       <w:r>
         <w:t xml:space="preserve"> model.</w:t>
+      </w:r>
+    </w:p>
+    <w:p>
+      <w:r>
+        <w:rPr>
+          <w:b/>
+          <w:bCs/>
+        </w:rPr>
+        <w:t>Note</w:t>
+      </w:r>
+      <w:r>
+        <w:rPr>
+          <w:b/>
+          <w:bCs/>
+        </w:rPr>
+        <w:t>s:</w:t>
+      </w:r>
+    </w:p>
+    <w:p>
+      <w:pPr>
+        <w:pStyle w:val="ListParagraph"/>
+        <w:numPr>
+          <w:ilvl w:val="0"/>
+          <w:numId w:val="4"/>
+        </w:numPr>
+      </w:pPr>
+      <w:r>
+        <w:t xml:space="preserve">there are a lot of datasets and it can be hard to find the correct one. </w:t>
+      </w:r>
+      <w:r>
+        <w:t xml:space="preserve">In this example </w:t>
+      </w:r>
+      <w:r>
+        <w:rPr>
+          <w:b/>
+          <w:bCs/>
+        </w:rPr>
+        <w:t>Search</w:t>
+      </w:r>
+      <w:r>
+        <w:t xml:space="preserve"> for </w:t>
+      </w:r>
+      <w:r>
+        <w:rPr>
+          <w:b/>
+          <w:bCs/>
+        </w:rPr>
+        <w:t>Longbenton</w:t>
+      </w:r>
+    </w:p>
+    <w:p>
+      <w:pPr>
+        <w:pStyle w:val="ListParagraph"/>
+        <w:numPr>
+          <w:ilvl w:val="0"/>
+          <w:numId w:val="4"/>
+        </w:numPr>
+      </w:pPr>
+      <w:r>
+        <w:t>Additional datasets (for example a second Boundary File) can be removed by clicking on the rubbish bin icon on that row.</w:t>
       </w:r>
     </w:p>
     <w:p/>
@@ -1295,7 +1390,38 @@
         <w:t>DTM Resolution</w:t>
       </w:r>
       <w:r>
-        <w:t xml:space="preserve">  or elevation grid square size needs to be supplied. Under </w:t>
+        <w:t xml:space="preserve">  or elevation grid square size needs to be supplied</w:t>
+      </w:r>
+      <w:r>
+        <w:t xml:space="preserve">, </w:t>
+      </w:r>
+      <w:r>
+        <w:t xml:space="preserve">currently </w:t>
+      </w:r>
+      <w:r>
+        <w:t xml:space="preserve">this is </w:t>
+      </w:r>
+      <w:r>
+        <w:t xml:space="preserve">only </w:t>
+      </w:r>
+      <w:r>
+        <w:t xml:space="preserve">used in the </w:t>
+      </w:r>
+      <w:r>
+        <w:rPr>
+          <w:b/>
+          <w:bCs/>
+        </w:rPr>
+        <w:t>add-inflow-boundary</w:t>
+      </w:r>
+      <w:r>
+        <w:t xml:space="preserve"> model</w:t>
+      </w:r>
+      <w:r>
+        <w:t xml:space="preserve"> (elsewhere it is calculated from the DTM dataset)</w:t>
+      </w:r>
+      <w:r>
+        <w:t xml:space="preserve">. Under </w:t>
       </w:r>
       <w:r>
         <w:rPr>
@@ -2389,7 +2515,126 @@
         <w:t>Parameter</w:t>
       </w:r>
       <w:r>
-        <w:t xml:space="preserve"> values highlighted with a red star are used here. The other values are worth filling in as they might be used depending on the values set in the other models. Only the first 10 parameters are shown initially, the others can be seen by clicking on the arrow.</w:t>
+        <w:t xml:space="preserve"> values highlighted with a red star are </w:t>
+      </w:r>
+      <w:r>
+        <w:t>needed</w:t>
+      </w:r>
+      <w:r>
+        <w:t xml:space="preserve"> here</w:t>
+      </w:r>
+      <w:r>
+        <w:t xml:space="preserve"> plus some other values.</w:t>
+      </w:r>
+      <w:r>
+        <w:t xml:space="preserve"> </w:t>
+      </w:r>
+      <w:r>
+        <w:t xml:space="preserve">With </w:t>
+      </w:r>
+      <w:r>
+        <w:rPr>
+          <w:b/>
+          <w:bCs/>
+        </w:rPr>
+        <w:t>Rainfall mode</w:t>
+      </w:r>
+      <w:r>
+        <w:t xml:space="preserve"> set to </w:t>
+      </w:r>
+      <w:r>
+        <w:rPr>
+          <w:b/>
+          <w:bCs/>
+        </w:rPr>
+        <w:t>Total Depth</w:t>
+      </w:r>
+      <w:r>
+        <w:t xml:space="preserve"> </w:t>
+      </w:r>
+      <w:r>
+        <w:t xml:space="preserve">the </w:t>
+      </w:r>
+      <w:r>
+        <w:rPr>
+          <w:b/>
+          <w:bCs/>
+        </w:rPr>
+        <w:t>Total Depth (mm)</w:t>
+      </w:r>
+      <w:r>
+        <w:t xml:space="preserve"> and </w:t>
+      </w:r>
+      <w:proofErr w:type="spellStart"/>
+      <w:r>
+        <w:rPr>
+          <w:b/>
+          <w:bCs/>
+        </w:rPr>
+        <w:t>Duaration</w:t>
+      </w:r>
+      <w:proofErr w:type="spellEnd"/>
+      <w:r>
+        <w:rPr>
+          <w:b/>
+          <w:bCs/>
+        </w:rPr>
+        <w:t>(hours)</w:t>
+      </w:r>
+      <w:r>
+        <w:t xml:space="preserve"> are both needed</w:t>
+      </w:r>
+      <w:r>
+        <w:t xml:space="preserve">. The </w:t>
+      </w:r>
+      <w:r>
+        <w:rPr>
+          <w:b/>
+          <w:bCs/>
+        </w:rPr>
+        <w:t>Projection</w:t>
+      </w:r>
+      <w:r>
+        <w:t xml:space="preserve"> is fed into here from the </w:t>
+      </w:r>
+      <w:r>
+        <w:rPr>
+          <w:b/>
+          <w:bCs/>
+        </w:rPr>
+        <w:t>Inputs</w:t>
+      </w:r>
+      <w:r>
+        <w:t xml:space="preserve"> Model and so a value is not required. In this example the </w:t>
+      </w:r>
+      <w:r>
+        <w:rPr>
+          <w:b/>
+          <w:bCs/>
+        </w:rPr>
+        <w:t>Permeable Areas</w:t>
+      </w:r>
+      <w:r>
+        <w:t xml:space="preserve"> is fed in from the </w:t>
+      </w:r>
+      <w:r>
+        <w:rPr>
+          <w:b/>
+          <w:bCs/>
+        </w:rPr>
+        <w:t>extract-greenspaces</w:t>
+      </w:r>
+      <w:r>
+        <w:t xml:space="preserve"> model and so the value is not used</w:t>
+      </w:r>
+      <w:r>
+        <w:t xml:space="preserve"> although a value must be assigned.</w:t>
+      </w:r>
+      <w:r>
+        <w:t xml:space="preserve"> </w:t>
+      </w:r>
+      <w:r>
+        <w:t>Only the first 10 parameters are shown initially, the others can be seen by clicking on the arrow.</w:t>
       </w:r>
     </w:p>
     <w:p>
@@ -2398,10 +2643,10 @@
           <w:noProof/>
         </w:rPr>
         <w:drawing>
-          <wp:inline distT="0" distB="0" distL="0" distR="0" wp14:anchorId="5A34328C" wp14:editId="4299D466">
-            <wp:extent cx="5731510" cy="2954020"/>
+          <wp:inline distT="0" distB="0" distL="0" distR="0" wp14:anchorId="23B1581E" wp14:editId="0E4FA07E">
+            <wp:extent cx="5731510" cy="2976245"/>
             <wp:effectExtent l="0" t="0" r="2540" b="0"/>
-            <wp:docPr id="1119503689" name="Picture 1" descr="A screenshot of a computer&#10;&#10;Description automatically generated"/>
+            <wp:docPr id="1193836941" name="Picture 1"/>
             <wp:cNvGraphicFramePr>
               <a:graphicFrameLocks xmlns:a="http://schemas.openxmlformats.org/drawingml/2006/main" noChangeAspect="1"/>
             </wp:cNvGraphicFramePr>
@@ -2409,7 +2654,7 @@
               <a:graphicData uri="http://schemas.openxmlformats.org/drawingml/2006/picture">
                 <pic:pic xmlns:pic="http://schemas.openxmlformats.org/drawingml/2006/picture">
                   <pic:nvPicPr>
-                    <pic:cNvPr id="1119503689" name="Picture 1" descr="A screenshot of a computer&#10;&#10;Description automatically generated"/>
+                    <pic:cNvPr id="1193836941" name=""/>
                     <pic:cNvPicPr/>
                   </pic:nvPicPr>
                   <pic:blipFill>
@@ -2421,7 +2666,7 @@
                   <pic:spPr>
                     <a:xfrm>
                       <a:off x="0" y="0"/>
-                      <a:ext cx="5731510" cy="2954020"/>
+                      <a:ext cx="5731510" cy="2976245"/>
                     </a:xfrm>
                     <a:prstGeom prst="rect">
                       <a:avLst/>
@@ -2440,10 +2685,10 @@
           <w:noProof/>
         </w:rPr>
         <w:drawing>
-          <wp:inline distT="0" distB="0" distL="0" distR="0" wp14:anchorId="0E541F1E" wp14:editId="34C45CC8">
-            <wp:extent cx="5731510" cy="1166495"/>
-            <wp:effectExtent l="0" t="0" r="2540" b="0"/>
-            <wp:docPr id="1909115473" name="Picture 1" descr="A screenshot of a computer&#10;&#10;Description automatically generated"/>
+          <wp:inline distT="0" distB="0" distL="0" distR="0" wp14:anchorId="2E663897" wp14:editId="663B8D86">
+            <wp:extent cx="5731510" cy="1136650"/>
+            <wp:effectExtent l="0" t="0" r="2540" b="6350"/>
+            <wp:docPr id="1533604956" name="Picture 1" descr="A screenshot of a computer&#10;&#10;AI-generated content may be incorrect."/>
             <wp:cNvGraphicFramePr>
               <a:graphicFrameLocks xmlns:a="http://schemas.openxmlformats.org/drawingml/2006/main" noChangeAspect="1"/>
             </wp:cNvGraphicFramePr>
@@ -2451,7 +2696,7 @@
               <a:graphicData uri="http://schemas.openxmlformats.org/drawingml/2006/picture">
                 <pic:pic xmlns:pic="http://schemas.openxmlformats.org/drawingml/2006/picture">
                   <pic:nvPicPr>
-                    <pic:cNvPr id="1909115473" name="Picture 1" descr="A screenshot of a computer&#10;&#10;Description automatically generated"/>
+                    <pic:cNvPr id="1533604956" name="Picture 1" descr="A screenshot of a computer&#10;&#10;AI-generated content may be incorrect."/>
                     <pic:cNvPicPr/>
                   </pic:nvPicPr>
                   <pic:blipFill>
@@ -2463,7 +2708,7 @@
                   <pic:spPr>
                     <a:xfrm>
                       <a:off x="0" y="0"/>
-                      <a:ext cx="5731510" cy="1166495"/>
+                      <a:ext cx="5731510" cy="1136650"/>
                     </a:xfrm>
                     <a:prstGeom prst="rect">
                       <a:avLst/>
@@ -2482,10 +2727,10 @@
           <w:noProof/>
         </w:rPr>
         <w:drawing>
-          <wp:inline distT="0" distB="0" distL="0" distR="0" wp14:anchorId="46CCD86F" wp14:editId="66994FB1">
-            <wp:extent cx="5731510" cy="2218690"/>
-            <wp:effectExtent l="0" t="0" r="2540" b="0"/>
-            <wp:docPr id="1412601994" name="Picture 1" descr="A screenshot of a computer&#10;&#10;Description automatically generated"/>
+          <wp:inline distT="0" distB="0" distL="0" distR="0" wp14:anchorId="099B03F7" wp14:editId="16D3E892">
+            <wp:extent cx="5731510" cy="2373630"/>
+            <wp:effectExtent l="0" t="0" r="2540" b="7620"/>
+            <wp:docPr id="1181249821" name="Picture 1" descr="A screenshot of a computer&#10;&#10;AI-generated content may be incorrect."/>
             <wp:cNvGraphicFramePr>
               <a:graphicFrameLocks xmlns:a="http://schemas.openxmlformats.org/drawingml/2006/main" noChangeAspect="1"/>
             </wp:cNvGraphicFramePr>
@@ -2493,7 +2738,7 @@
               <a:graphicData uri="http://schemas.openxmlformats.org/drawingml/2006/picture">
                 <pic:pic xmlns:pic="http://schemas.openxmlformats.org/drawingml/2006/picture">
                   <pic:nvPicPr>
-                    <pic:cNvPr id="1412601994" name="Picture 1" descr="A screenshot of a computer&#10;&#10;Description automatically generated"/>
+                    <pic:cNvPr id="1181249821" name="Picture 1" descr="A screenshot of a computer&#10;&#10;AI-generated content may be incorrect."/>
                     <pic:cNvPicPr/>
                   </pic:nvPicPr>
                   <pic:blipFill>
@@ -2505,7 +2750,7 @@
                   <pic:spPr>
                     <a:xfrm>
                       <a:off x="0" y="0"/>
-                      <a:ext cx="5731510" cy="2218690"/>
+                      <a:ext cx="5731510" cy="2373630"/>
                     </a:xfrm>
                     <a:prstGeom prst="rect">
                       <a:avLst/>
@@ -2608,6 +2853,96 @@
           <w:szCs w:val="28"/>
           <w:u w:val="single"/>
         </w:rPr>
+        <w:t>F</w:t>
+      </w:r>
+      <w:r>
+        <w:rPr>
+          <w:b/>
+          <w:bCs/>
+          <w:sz w:val="28"/>
+          <w:szCs w:val="28"/>
+          <w:u w:val="single"/>
+        </w:rPr>
+        <w:t>lood-impact-assessment</w:t>
+      </w:r>
+      <w:r>
+        <w:rPr>
+          <w:b/>
+          <w:bCs/>
+          <w:sz w:val="28"/>
+          <w:szCs w:val="28"/>
+          <w:u w:val="single"/>
+        </w:rPr>
+        <w:t xml:space="preserve"> (data optional)</w:t>
+      </w:r>
+    </w:p>
+    <w:p>
+      <w:r>
+        <w:t xml:space="preserve">All the data needed for this model comes directly from the </w:t>
+      </w:r>
+      <w:proofErr w:type="spellStart"/>
+      <w:r>
+        <w:rPr>
+          <w:b/>
+          <w:bCs/>
+        </w:rPr>
+        <w:t>citycat</w:t>
+      </w:r>
+      <w:proofErr w:type="spellEnd"/>
+      <w:r>
+        <w:rPr>
+          <w:b/>
+          <w:bCs/>
+        </w:rPr>
+        <w:t>-extra-functionality</w:t>
+      </w:r>
+      <w:r>
+        <w:t xml:space="preserve"> model and the model</w:t>
+      </w:r>
+      <w:r>
+        <w:rPr>
+          <w:b/>
+          <w:bCs/>
+        </w:rPr>
+        <w:t xml:space="preserve"> </w:t>
+      </w:r>
+      <w:r>
+        <w:rPr>
+          <w:b/>
+          <w:bCs/>
+        </w:rPr>
+        <w:t>extract buildings</w:t>
+      </w:r>
+      <w:r>
+        <w:rPr>
+          <w:b/>
+          <w:bCs/>
+        </w:rPr>
+        <w:t xml:space="preserve"> </w:t>
+      </w:r>
+      <w:r>
+        <w:t>model. So no data needs adding here</w:t>
+      </w:r>
+    </w:p>
+    <w:p/>
+    <w:p>
+      <w:pPr>
+        <w:rPr>
+          <w:b/>
+          <w:bCs/>
+          <w:sz w:val="28"/>
+          <w:szCs w:val="28"/>
+          <w:u w:val="single"/>
+        </w:rPr>
+      </w:pPr>
+      <w:r>
+        <w:rPr>
+          <w:b/>
+          <w:bCs/>
+          <w:sz w:val="28"/>
+          <w:szCs w:val="28"/>
+          <w:u w:val="single"/>
+        </w:rPr>
         <w:t>Running the workflow</w:t>
       </w:r>
     </w:p>
@@ -2632,12 +2967,6 @@
       </w:r>
     </w:p>
     <w:p>
-      <w:r>
-        <w:rPr>
-          <w:noProof/>
-        </w:rPr>
-        <w:t xml:space="preserve">Nd click </w:t>
-      </w:r>
       <w:r>
         <w:rPr>
           <w:noProof/>
@@ -2716,7 +3045,7 @@
         <w:t xml:space="preserve"> for the parameter-set just specified</w:t>
       </w:r>
       <w:r>
-        <w:t xml:space="preserve"> and click on “</w:t>
+        <w:t xml:space="preserve"> and click on </w:t>
       </w:r>
       <w:r>
         <w:rPr>
@@ -2724,9 +3053,6 @@
           <w:bCs/>
         </w:rPr>
         <w:t>Execute workflow</w:t>
-      </w:r>
-      <w:r>
-        <w:t>”</w:t>
       </w:r>
     </w:p>
     <w:p/>
@@ -2880,16 +3206,19 @@
       </w:r>
     </w:p>
     <w:p/>
+    <w:p/>
+    <w:p/>
+    <w:p/>
     <w:p>
       <w:r>
         <w:rPr>
           <w:noProof/>
         </w:rPr>
         <w:drawing>
-          <wp:inline distT="0" distB="0" distL="0" distR="0" wp14:anchorId="3E629E35" wp14:editId="14BD828C">
-            <wp:extent cx="5731510" cy="2298700"/>
-            <wp:effectExtent l="0" t="0" r="2540" b="6350"/>
-            <wp:docPr id="926330478" name="Picture 1" descr="A diagram of a computer&#10;&#10;Description automatically generated"/>
+          <wp:inline distT="0" distB="0" distL="0" distR="0" wp14:anchorId="208C4E5C" wp14:editId="3973DC8C">
+            <wp:extent cx="5731510" cy="2021840"/>
+            <wp:effectExtent l="0" t="0" r="2540" b="0"/>
+            <wp:docPr id="1947609938" name="Picture 1" descr="A diagram of a computer&#10;&#10;AI-generated content may be incorrect."/>
             <wp:cNvGraphicFramePr>
               <a:graphicFrameLocks xmlns:a="http://schemas.openxmlformats.org/drawingml/2006/main" noChangeAspect="1"/>
             </wp:cNvGraphicFramePr>
@@ -2897,7 +3226,7 @@
               <a:graphicData uri="http://schemas.openxmlformats.org/drawingml/2006/picture">
                 <pic:pic xmlns:pic="http://schemas.openxmlformats.org/drawingml/2006/picture">
                   <pic:nvPicPr>
-                    <pic:cNvPr id="926330478" name="Picture 1" descr="A diagram of a computer&#10;&#10;Description automatically generated"/>
+                    <pic:cNvPr id="1201927577" name="Picture 1" descr="A diagram of a computer&#10;&#10;AI-generated content may be incorrect."/>
                     <pic:cNvPicPr/>
                   </pic:nvPicPr>
                   <pic:blipFill>
@@ -2909,7 +3238,7 @@
                   <pic:spPr>
                     <a:xfrm>
                       <a:off x="0" y="0"/>
-                      <a:ext cx="5731510" cy="2298700"/>
+                      <a:ext cx="5731510" cy="2021840"/>
                     </a:xfrm>
                     <a:prstGeom prst="rect">
                       <a:avLst/>
@@ -2922,28 +3251,25 @@
         </w:drawing>
       </w:r>
     </w:p>
+    <w:p>
+      <w:r>
+        <w:t xml:space="preserve">As it progresses -most models have finished. Elevation is the slow stage (so it is still in progress) as it has to </w:t>
+      </w:r>
+      <w:r>
+        <w:t>extract</w:t>
+      </w:r>
+      <w:r>
+        <w:t xml:space="preserve"> the data for this domain from a large dataset. </w:t>
+      </w:r>
+    </w:p>
     <w:p/>
     <w:p>
       <w:r>
-        <w:t xml:space="preserve">As it progresses -most models have finished. Elevation is the slow stage (so it is still in progress) as it has to </w:t>
-      </w:r>
-      <w:r>
-        <w:t>extract</w:t>
-      </w:r>
-      <w:r>
-        <w:t xml:space="preserve"> the data for this domain from a large dataset. </w:t>
-      </w:r>
-    </w:p>
-    <w:p>
-      <w:r>
-        <w:rPr>
-          <w:noProof/>
-        </w:rPr>
         <w:drawing>
-          <wp:inline distT="0" distB="0" distL="0" distR="0" wp14:anchorId="5AE80601" wp14:editId="62245664">
-            <wp:extent cx="5731510" cy="2157730"/>
-            <wp:effectExtent l="0" t="0" r="2540" b="0"/>
-            <wp:docPr id="1204466539" name="Picture 1" descr="A diagram of a diagram&#10;&#10;Description automatically generated"/>
+          <wp:inline distT="0" distB="0" distL="0" distR="0" wp14:anchorId="4ED7A0C9" wp14:editId="0A54260D">
+            <wp:extent cx="5731510" cy="2181860"/>
+            <wp:effectExtent l="0" t="0" r="2540" b="8890"/>
+            <wp:docPr id="650540970" name="Picture 1" descr="A diagram of a diagram&#10;&#10;AI-generated content may be incorrect."/>
             <wp:cNvGraphicFramePr>
               <a:graphicFrameLocks xmlns:a="http://schemas.openxmlformats.org/drawingml/2006/main" noChangeAspect="1"/>
             </wp:cNvGraphicFramePr>
@@ -2951,7 +3277,7 @@
               <a:graphicData uri="http://schemas.openxmlformats.org/drawingml/2006/picture">
                 <pic:pic xmlns:pic="http://schemas.openxmlformats.org/drawingml/2006/picture">
                   <pic:nvPicPr>
-                    <pic:cNvPr id="1204466539" name="Picture 1" descr="A diagram of a diagram&#10;&#10;Description automatically generated"/>
+                    <pic:cNvPr id="650540970" name="Picture 1" descr="A diagram of a diagram&#10;&#10;AI-generated content may be incorrect."/>
                     <pic:cNvPicPr/>
                   </pic:nvPicPr>
                   <pic:blipFill>
@@ -2963,7 +3289,7 @@
                   <pic:spPr>
                     <a:xfrm>
                       <a:off x="0" y="0"/>
-                      <a:ext cx="5731510" cy="2157730"/>
+                      <a:ext cx="5731510" cy="2181860"/>
                     </a:xfrm>
                     <a:prstGeom prst="rect">
                       <a:avLst/>
@@ -2976,7 +3302,6 @@
         </w:drawing>
       </w:r>
     </w:p>
-    <w:p/>
     <w:p/>
     <w:p>
       <w:r>
@@ -3059,7 +3384,10 @@
       </w:r>
       <w:proofErr w:type="spellStart"/>
       <w:r>
-        <w:t>E.g</w:t>
+        <w:t>e</w:t>
+      </w:r>
+      <w:r>
+        <w:t>.g</w:t>
       </w:r>
       <w:proofErr w:type="spellEnd"/>
       <w:r>
@@ -3189,60 +3517,273 @@
     </w:p>
     <w:p/>
     <w:p>
-      <w:r>
-        <w:t xml:space="preserve">There seems to be a bug where only one file (the first selected in the list) can be downloaded at a time. </w:t>
-      </w:r>
-    </w:p>
-    <w:p>
-      <w:r>
-        <w:t>T</w:t>
-      </w:r>
-      <w:r>
-        <w:t xml:space="preserve">he published files are also available in the </w:t>
-      </w:r>
-      <w:r>
-        <w:rPr>
-          <w:b/>
-          <w:bCs/>
-        </w:rPr>
-        <w:t>Data</w:t>
-      </w:r>
-      <w:r>
-        <w:t xml:space="preserve"> catalogue. A lot </w:t>
-      </w:r>
-      <w:r>
-        <w:t>can be</w:t>
-      </w:r>
-      <w:r>
-        <w:t xml:space="preserve"> produced and deleting them needs to be done individually (</w:t>
-      </w:r>
-      <w:r>
-        <w:rPr>
-          <w:b/>
-          <w:bCs/>
-        </w:rPr>
-        <w:t>Edit dataset</w:t>
-      </w:r>
-      <w:r>
-        <w:t xml:space="preserve"> then delete </w:t>
-      </w:r>
-      <w:r>
-        <w:rPr>
-          <w:b/>
-          <w:bCs/>
-        </w:rPr>
-        <w:t>dataset</w:t>
-      </w:r>
-      <w:r>
-        <w:t xml:space="preserve"> at the end of the page)</w:t>
+      <w:pPr>
+        <w:rPr>
+          <w:b/>
+          <w:bCs/>
+        </w:rPr>
+      </w:pPr>
+      <w:r>
+        <w:t xml:space="preserve">The final </w:t>
+      </w:r>
+      <w:proofErr w:type="spellStart"/>
+      <w:r>
+        <w:t>CityCAT</w:t>
+      </w:r>
+      <w:proofErr w:type="spellEnd"/>
+      <w:r>
+        <w:t xml:space="preserve"> </w:t>
+      </w:r>
+      <w:r>
+        <w:t xml:space="preserve">flood impact assessment </w:t>
+      </w:r>
+      <w:r>
+        <w:t xml:space="preserve">output can </w:t>
+      </w:r>
+      <w:r>
+        <w:t xml:space="preserve">also </w:t>
+      </w:r>
+      <w:r>
+        <w:t xml:space="preserve">be seen. </w:t>
+      </w:r>
+      <w:proofErr w:type="spellStart"/>
+      <w:r>
+        <w:t>e.g</w:t>
+      </w:r>
+      <w:proofErr w:type="spellEnd"/>
+      <w:r>
+        <w:t xml:space="preserve"> click on </w:t>
+      </w:r>
+      <w:r>
+        <w:rPr>
+          <w:b/>
+          <w:bCs/>
+        </w:rPr>
+        <w:t>publish-</w:t>
+      </w:r>
+      <w:proofErr w:type="spellStart"/>
+      <w:r>
+        <w:rPr>
+          <w:b/>
+          <w:bCs/>
+        </w:rPr>
+        <w:t>citycat</w:t>
+      </w:r>
+      <w:proofErr w:type="spellEnd"/>
+      <w:r>
+        <w:rPr>
+          <w:b/>
+          <w:bCs/>
+        </w:rPr>
+        <w:t xml:space="preserve">-impact-assessment </w:t>
+      </w:r>
+      <w:r>
+        <w:t>and</w:t>
+      </w:r>
+      <w:r>
+        <w:rPr>
+          <w:b/>
+          <w:bCs/>
+        </w:rPr>
+        <w:t xml:space="preserve"> </w:t>
+      </w:r>
+      <w:r>
+        <w:rPr>
+          <w:b/>
+          <w:bCs/>
+        </w:rPr>
+        <w:t>G</w:t>
+      </w:r>
+      <w:r>
+        <w:rPr>
+          <w:b/>
+          <w:bCs/>
+        </w:rPr>
+        <w:t>o to dataset</w:t>
+      </w:r>
+      <w:r>
+        <w:rPr>
+          <w:b/>
+          <w:bCs/>
+        </w:rPr>
+        <w:t xml:space="preserve">. In the Data files </w:t>
+      </w:r>
+      <w:r>
+        <w:t>the file</w:t>
+      </w:r>
+      <w:r>
+        <w:rPr>
+          <w:b/>
+          <w:bCs/>
+        </w:rPr>
+        <w:t xml:space="preserve"> </w:t>
+      </w:r>
+      <w:r>
+        <w:rPr>
+          <w:b/>
+          <w:bCs/>
+        </w:rPr>
+        <w:t>impact/exposure_plot</w:t>
+      </w:r>
+      <w:r>
+        <w:rPr>
+          <w:b/>
+          <w:bCs/>
+        </w:rPr>
+        <w:t>.png</w:t>
+      </w:r>
+      <w:r>
+        <w:rPr>
+          <w:b/>
+          <w:bCs/>
+        </w:rPr>
+        <w:t xml:space="preserve"> </w:t>
+      </w:r>
+      <w:r>
+        <w:t>can be seen,</w:t>
+      </w:r>
+      <w:r>
+        <w:rPr>
+          <w:b/>
+          <w:bCs/>
+        </w:rPr>
+        <w:t xml:space="preserve"> </w:t>
+      </w:r>
+      <w:r>
+        <w:t>select and</w:t>
+      </w:r>
+      <w:r>
+        <w:rPr>
+          <w:b/>
+          <w:bCs/>
+        </w:rPr>
+        <w:t xml:space="preserve"> Download selected files. </w:t>
+      </w:r>
+      <w:r>
+        <w:t>In this case the</w:t>
+      </w:r>
+      <w:r>
+        <w:t xml:space="preserve"> </w:t>
+      </w:r>
+      <w:r>
+        <w:t>mean exposure</w:t>
+      </w:r>
+      <w:r>
+        <w:t xml:space="preserve"> depths</w:t>
+      </w:r>
+      <w:r>
+        <w:t xml:space="preserve"> for each building can be seen and again they</w:t>
+      </w:r>
+      <w:r>
+        <w:t xml:space="preserve"> are dominated by the dam break from the reservoir</w:t>
+      </w:r>
+    </w:p>
+    <w:p>
+      <w:r>
+        <w:drawing>
+          <wp:inline distT="0" distB="0" distL="0" distR="0" wp14:anchorId="005A14A1" wp14:editId="330A534C">
+            <wp:extent cx="5731510" cy="3917315"/>
+            <wp:effectExtent l="0" t="0" r="2540" b="6985"/>
+            <wp:docPr id="1529351837" name="Picture 1" descr="A map of a city&#10;&#10;AI-generated content may be incorrect."/>
+            <wp:cNvGraphicFramePr>
+              <a:graphicFrameLocks xmlns:a="http://schemas.openxmlformats.org/drawingml/2006/main" noChangeAspect="1"/>
+            </wp:cNvGraphicFramePr>
+            <a:graphic xmlns:a="http://schemas.openxmlformats.org/drawingml/2006/main">
+              <a:graphicData uri="http://schemas.openxmlformats.org/drawingml/2006/picture">
+                <pic:pic xmlns:pic="http://schemas.openxmlformats.org/drawingml/2006/picture">
+                  <pic:nvPicPr>
+                    <pic:cNvPr id="1529351837" name="Picture 1" descr="A map of a city&#10;&#10;AI-generated content may be incorrect."/>
+                    <pic:cNvPicPr/>
+                  </pic:nvPicPr>
+                  <pic:blipFill>
+                    <a:blip r:embed="rId27"/>
+                    <a:stretch>
+                      <a:fillRect/>
+                    </a:stretch>
+                  </pic:blipFill>
+                  <pic:spPr>
+                    <a:xfrm>
+                      <a:off x="0" y="0"/>
+                      <a:ext cx="5731510" cy="3917315"/>
+                    </a:xfrm>
+                    <a:prstGeom prst="rect">
+                      <a:avLst/>
+                    </a:prstGeom>
+                  </pic:spPr>
+                </pic:pic>
+              </a:graphicData>
+            </a:graphic>
+          </wp:inline>
+        </w:drawing>
       </w:r>
     </w:p>
     <w:p/>
     <w:p/>
-    <w:p/>
-    <w:p>
-      <w:r>
-        <w:t>Questions:</w:t>
+    <w:p>
+      <w:r>
+        <w:t xml:space="preserve">There seems to be a bug where only one file (the first selected in the list) can be downloaded at a time. </w:t>
+      </w:r>
+    </w:p>
+    <w:p>
+      <w:r>
+        <w:t>T</w:t>
+      </w:r>
+      <w:r>
+        <w:t xml:space="preserve">he published files are also available in the </w:t>
+      </w:r>
+      <w:r>
+        <w:rPr>
+          <w:b/>
+          <w:bCs/>
+        </w:rPr>
+        <w:t>Data</w:t>
+      </w:r>
+      <w:r>
+        <w:t xml:space="preserve"> catalogue. A lot </w:t>
+      </w:r>
+      <w:r>
+        <w:t>can be</w:t>
+      </w:r>
+      <w:r>
+        <w:t xml:space="preserve"> produced and deleting them needs to be done individually (</w:t>
+      </w:r>
+      <w:r>
+        <w:rPr>
+          <w:b/>
+          <w:bCs/>
+        </w:rPr>
+        <w:t>Edit dataset</w:t>
+      </w:r>
+      <w:r>
+        <w:t xml:space="preserve"> then delete </w:t>
+      </w:r>
+      <w:r>
+        <w:rPr>
+          <w:b/>
+          <w:bCs/>
+        </w:rPr>
+        <w:t>dataset</w:t>
+      </w:r>
+      <w:r>
+        <w:t xml:space="preserve"> at the end of the page)</w:t>
+      </w:r>
+      <w:r>
+        <w:t>.</w:t>
+      </w:r>
+    </w:p>
+    <w:p>
+      <w:pPr>
+        <w:rPr>
+          <w:b/>
+          <w:bCs/>
+        </w:rPr>
+      </w:pPr>
+      <w:r>
+        <w:rPr>
+          <w:b/>
+          <w:bCs/>
+        </w:rPr>
+        <w:t>Additional Notes</w:t>
       </w:r>
     </w:p>
     <w:p>
@@ -3250,43 +3791,70 @@
         <w:pStyle w:val="ListParagraph"/>
         <w:numPr>
           <w:ilvl w:val="0"/>
-          <w:numId w:val="1"/>
+          <w:numId w:val="3"/>
         </w:numPr>
       </w:pPr>
       <w:r>
-        <w:t xml:space="preserve">Is DTM resolution in </w:t>
-      </w:r>
-      <w:r>
-        <w:rPr>
-          <w:b/>
-          <w:bCs/>
-        </w:rPr>
-        <w:t>Elevation</w:t>
-      </w:r>
-      <w:r>
-        <w:t xml:space="preserve"> model used?</w:t>
-      </w:r>
-      <w:r>
-        <w:t xml:space="preserve"> It is output in </w:t>
-      </w:r>
-      <w:r>
-        <w:t>parameters_elevation-parameters.csv</w:t>
-      </w:r>
-      <w:r>
-        <w:t xml:space="preserve"> but it does not then seem to be read into </w:t>
-      </w:r>
-      <w:proofErr w:type="spellStart"/>
-      <w:r>
-        <w:t>ci</w:t>
-      </w:r>
-      <w:r>
-        <w:t>t</w:t>
-      </w:r>
-      <w:r>
-        <w:t>ycat-dafni</w:t>
-      </w:r>
-      <w:proofErr w:type="spellEnd"/>
-      <w:r>
+        <w:t>Additional</w:t>
+      </w:r>
+      <w:r>
+        <w:t xml:space="preserve"> runs of this dataset can be made </w:t>
+      </w:r>
+      <w:r>
+        <w:t xml:space="preserve">be going to </w:t>
+      </w:r>
+      <w:r>
+        <w:rPr>
+          <w:b/>
+          <w:bCs/>
+        </w:rPr>
+        <w:t>Actions</w:t>
+      </w:r>
+      <w:r>
+        <w:t xml:space="preserve"> and clicking on </w:t>
+      </w:r>
+      <w:r>
+        <w:rPr>
+          <w:b/>
+          <w:bCs/>
+        </w:rPr>
+        <w:t>Edit parameter set</w:t>
+      </w:r>
+      <w:r>
+        <w:t xml:space="preserve">. </w:t>
+      </w:r>
+      <w:r>
+        <w:t xml:space="preserve">To use a slightly different parameter set it is best to go to </w:t>
+      </w:r>
+      <w:r>
+        <w:rPr>
+          <w:b/>
+          <w:bCs/>
+        </w:rPr>
+        <w:t>Actions</w:t>
+      </w:r>
+      <w:r>
+        <w:t xml:space="preserve"> and then click on </w:t>
+      </w:r>
+      <w:r>
+        <w:rPr>
+          <w:b/>
+          <w:bCs/>
+        </w:rPr>
+        <w:t>Duplicate</w:t>
+      </w:r>
+      <w:r>
+        <w:rPr>
+          <w:b/>
+          <w:bCs/>
+        </w:rPr>
+        <w:t xml:space="preserve"> parameter set</w:t>
+      </w:r>
+      <w:r>
+        <w:rPr>
+          <w:b/>
+          <w:bCs/>
+        </w:rPr>
         <w:t>.</w:t>
       </w:r>
     </w:p>
@@ -3295,37 +3863,891 @@
         <w:pStyle w:val="ListParagraph"/>
         <w:numPr>
           <w:ilvl w:val="0"/>
-          <w:numId w:val="1"/>
+          <w:numId w:val="3"/>
         </w:numPr>
       </w:pPr>
       <w:r>
-        <w:t xml:space="preserve">In </w:t>
-      </w:r>
-      <w:r>
-        <w:rPr>
-          <w:b/>
-          <w:bCs/>
-        </w:rPr>
-        <w:t>Elevation</w:t>
-      </w:r>
-      <w:r>
-        <w:t xml:space="preserve"> model how is the ASC file produced? I cannot see it in the code</w:t>
-      </w:r>
-      <w:r>
-        <w:t>. Goes in parameters/elevation-parameters.csv</w:t>
-      </w:r>
-      <w:r>
-        <w:t xml:space="preserve"> but does not seem to be read into </w:t>
+        <w:t xml:space="preserve">If a run has </w:t>
+      </w:r>
+      <w:r>
+        <w:rPr>
+          <w:b/>
+          <w:bCs/>
+        </w:rPr>
+        <w:t>failed</w:t>
+      </w:r>
+      <w:r>
+        <w:t xml:space="preserve"> then it is currently very hard to work out what the issue is. A warning triangle will let you know which model has failed. But to get more information then you need to request the logs on Slack in the Dafni group for this instance. The instance ID is in the address bar on the browser. E.g. for the example below the ID = </w:t>
+      </w:r>
+      <w:r>
+        <w:t>95e8054f-33e1-4592-a0eb-21806a258528</w:t>
+      </w:r>
+    </w:p>
+    <w:p>
+      <w:r>
+        <w:rPr>
+          <w:noProof/>
+        </w:rPr>
+        <w:drawing>
+          <wp:inline distT="0" distB="0" distL="0" distR="0" wp14:anchorId="1C90FDE7" wp14:editId="18C76361">
+            <wp:extent cx="5731510" cy="360045"/>
+            <wp:effectExtent l="0" t="0" r="2540" b="1905"/>
+            <wp:docPr id="306937492" name="Picture 1"/>
+            <wp:cNvGraphicFramePr>
+              <a:graphicFrameLocks xmlns:a="http://schemas.openxmlformats.org/drawingml/2006/main" noChangeAspect="1"/>
+            </wp:cNvGraphicFramePr>
+            <a:graphic xmlns:a="http://schemas.openxmlformats.org/drawingml/2006/main">
+              <a:graphicData uri="http://schemas.openxmlformats.org/drawingml/2006/picture">
+                <pic:pic xmlns:pic="http://schemas.openxmlformats.org/drawingml/2006/picture">
+                  <pic:nvPicPr>
+                    <pic:cNvPr id="306937492" name=""/>
+                    <pic:cNvPicPr/>
+                  </pic:nvPicPr>
+                  <pic:blipFill>
+                    <a:blip r:embed="rId28"/>
+                    <a:stretch>
+                      <a:fillRect/>
+                    </a:stretch>
+                  </pic:blipFill>
+                  <pic:spPr>
+                    <a:xfrm>
+                      <a:off x="0" y="0"/>
+                      <a:ext cx="5731510" cy="360045"/>
+                    </a:xfrm>
+                    <a:prstGeom prst="rect">
+                      <a:avLst/>
+                    </a:prstGeom>
+                  </pic:spPr>
+                </pic:pic>
+              </a:graphicData>
+            </a:graphic>
+          </wp:inline>
+        </w:drawing>
+      </w:r>
+      <w:r>
+        <w:rPr>
+          <w:noProof/>
+        </w:rPr>
+        <w:drawing>
+          <wp:inline distT="0" distB="0" distL="0" distR="0" wp14:anchorId="1C2CDDF7" wp14:editId="7E51E731">
+            <wp:extent cx="2305372" cy="1428949"/>
+            <wp:effectExtent l="0" t="0" r="0" b="0"/>
+            <wp:docPr id="1065247517" name="Picture 1" descr="A green rectangle with white text&#10;&#10;AI-generated content may be incorrect."/>
+            <wp:cNvGraphicFramePr>
+              <a:graphicFrameLocks xmlns:a="http://schemas.openxmlformats.org/drawingml/2006/main" noChangeAspect="1"/>
+            </wp:cNvGraphicFramePr>
+            <a:graphic xmlns:a="http://schemas.openxmlformats.org/drawingml/2006/main">
+              <a:graphicData uri="http://schemas.openxmlformats.org/drawingml/2006/picture">
+                <pic:pic xmlns:pic="http://schemas.openxmlformats.org/drawingml/2006/picture">
+                  <pic:nvPicPr>
+                    <pic:cNvPr id="1065247517" name="Picture 1" descr="A green rectangle with white text&#10;&#10;AI-generated content may be incorrect."/>
+                    <pic:cNvPicPr/>
+                  </pic:nvPicPr>
+                  <pic:blipFill>
+                    <a:blip r:embed="rId29"/>
+                    <a:stretch>
+                      <a:fillRect/>
+                    </a:stretch>
+                  </pic:blipFill>
+                  <pic:spPr>
+                    <a:xfrm>
+                      <a:off x="0" y="0"/>
+                      <a:ext cx="2305372" cy="1428949"/>
+                    </a:xfrm>
+                    <a:prstGeom prst="rect">
+                      <a:avLst/>
+                    </a:prstGeom>
+                  </pic:spPr>
+                </pic:pic>
+              </a:graphicData>
+            </a:graphic>
+          </wp:inline>
+        </w:drawing>
+      </w:r>
+    </w:p>
+    <w:p/>
+    <w:p>
+      <w:pPr>
+        <w:rPr>
+          <w:b/>
+          <w:bCs/>
+          <w:sz w:val="32"/>
+          <w:szCs w:val="32"/>
+          <w:u w:val="single"/>
+        </w:rPr>
+      </w:pPr>
+      <w:r>
+        <w:rPr>
+          <w:b/>
+          <w:bCs/>
+          <w:sz w:val="32"/>
+          <w:szCs w:val="32"/>
+          <w:u w:val="single"/>
+        </w:rPr>
+        <w:t xml:space="preserve">Example </w:t>
+      </w:r>
+      <w:r>
+        <w:rPr>
+          <w:b/>
+          <w:bCs/>
+          <w:sz w:val="32"/>
+          <w:szCs w:val="32"/>
+          <w:u w:val="single"/>
+        </w:rPr>
+        <w:t>2</w:t>
+      </w:r>
+      <w:r>
+        <w:rPr>
+          <w:b/>
+          <w:bCs/>
+          <w:sz w:val="32"/>
+          <w:szCs w:val="32"/>
+          <w:u w:val="single"/>
+        </w:rPr>
+        <w:t xml:space="preserve"> _</w:t>
       </w:r>
       <w:proofErr w:type="spellStart"/>
       <w:r>
-        <w:t>cityCAT</w:t>
+        <w:rPr>
+          <w:b/>
+          <w:bCs/>
+          <w:sz w:val="32"/>
+          <w:szCs w:val="32"/>
+          <w:u w:val="single"/>
+        </w:rPr>
+        <w:t>Kotatinggi</w:t>
       </w:r>
       <w:proofErr w:type="spellEnd"/>
     </w:p>
     <w:p>
-      <w:r>
-        <w:t>Note:</w:t>
+      <w:pPr>
+        <w:rPr>
+          <w:color w:val="FF0000"/>
+        </w:rPr>
+      </w:pPr>
+      <w:r>
+        <w:rPr>
+          <w:color w:val="FF0000"/>
+        </w:rPr>
+        <w:t xml:space="preserve">In this example a </w:t>
+      </w:r>
+      <w:r>
+        <w:rPr>
+          <w:color w:val="FF0000"/>
+        </w:rPr>
+        <w:t>62</w:t>
+      </w:r>
+      <w:r>
+        <w:rPr>
+          <w:color w:val="FF0000"/>
+        </w:rPr>
+        <w:t>km</w:t>
+      </w:r>
+      <w:r>
+        <w:rPr>
+          <w:color w:val="FF0000"/>
+          <w:vertAlign w:val="superscript"/>
+        </w:rPr>
+        <w:t xml:space="preserve">2 </w:t>
+      </w:r>
+      <w:r>
+        <w:rPr>
+          <w:color w:val="FF0000"/>
+        </w:rPr>
+        <w:t xml:space="preserve">around </w:t>
+      </w:r>
+      <w:proofErr w:type="spellStart"/>
+      <w:r>
+        <w:rPr>
+          <w:color w:val="FF0000"/>
+        </w:rPr>
+        <w:t>Kotatinggi</w:t>
+      </w:r>
+      <w:proofErr w:type="spellEnd"/>
+      <w:r>
+        <w:rPr>
+          <w:color w:val="FF0000"/>
+        </w:rPr>
+        <w:t>, Malaysia</w:t>
+      </w:r>
+      <w:r>
+        <w:rPr>
+          <w:color w:val="FF0000"/>
+        </w:rPr>
+        <w:t xml:space="preserve"> is run with a </w:t>
+      </w:r>
+      <w:r>
+        <w:rPr>
+          <w:color w:val="FF0000"/>
+        </w:rPr>
+        <w:t>10</w:t>
+      </w:r>
+      <w:r>
+        <w:rPr>
+          <w:color w:val="FF0000"/>
+        </w:rPr>
+        <w:t xml:space="preserve">m grid resolution. The example </w:t>
+      </w:r>
+      <w:r>
+        <w:rPr>
+          <w:color w:val="FF0000"/>
+        </w:rPr>
+        <w:t>includes a river inflow boundary condition. A boundary, DEM and buildings (but no green areas) are defined.</w:t>
+      </w:r>
+    </w:p>
+    <w:p>
+      <w:r>
+        <w:rPr>
+          <w:b/>
+          <w:bCs/>
+        </w:rPr>
+        <w:t>Create</w:t>
+      </w:r>
+      <w:r>
+        <w:t xml:space="preserve"> a parameter set as before with the </w:t>
+      </w:r>
+      <w:r>
+        <w:rPr>
+          <w:b/>
+          <w:bCs/>
+        </w:rPr>
+        <w:t>inputs</w:t>
+      </w:r>
+      <w:r>
+        <w:t xml:space="preserve">, </w:t>
+      </w:r>
+      <w:r>
+        <w:rPr>
+          <w:b/>
+          <w:bCs/>
+        </w:rPr>
+        <w:t>extract-buildings</w:t>
+      </w:r>
+      <w:r>
+        <w:t xml:space="preserve"> and </w:t>
+      </w:r>
+      <w:r>
+        <w:rPr>
+          <w:b/>
+          <w:bCs/>
+        </w:rPr>
+        <w:t>elevation</w:t>
+      </w:r>
+      <w:r>
+        <w:t xml:space="preserve"> set as below. The elevation is a TIF file and the</w:t>
+      </w:r>
+      <w:r>
+        <w:t xml:space="preserve"> DTM</w:t>
+      </w:r>
+      <w:r>
+        <w:t xml:space="preserve"> data</w:t>
+      </w:r>
+      <w:r>
+        <w:t xml:space="preserve"> is from SRTM using the UTM48N CRS resampled to 10m with burnt in rivers</w:t>
+      </w:r>
+      <w:r>
+        <w:t xml:space="preserve">. </w:t>
+      </w:r>
+    </w:p>
+    <w:p>
+      <w:r>
+        <w:t xml:space="preserve">This example also includes an inflow boundary condition to account for fluvial </w:t>
+      </w:r>
+      <w:r>
+        <w:t>flooding</w:t>
+      </w:r>
+      <w:r>
+        <w:t xml:space="preserve"> in </w:t>
+      </w:r>
+      <w:proofErr w:type="spellStart"/>
+      <w:r>
+        <w:t>Kotatinggi</w:t>
+      </w:r>
+      <w:proofErr w:type="spellEnd"/>
+      <w:r>
+        <w:t xml:space="preserve">. </w:t>
+      </w:r>
+      <w:r>
+        <w:t>C</w:t>
+      </w:r>
+      <w:r>
+        <w:t xml:space="preserve">lick on the </w:t>
+      </w:r>
+      <w:r>
+        <w:rPr>
+          <w:b/>
+          <w:bCs/>
+        </w:rPr>
+        <w:t>add-inflow-boundary</w:t>
+      </w:r>
+      <w:r>
+        <w:t xml:space="preserve"> model and fill in the data as below</w:t>
+      </w:r>
+      <w:r>
+        <w:t>,</w:t>
+      </w:r>
+      <w:r>
+        <w:t xml:space="preserve"> this defines the polygon where the inflow boundary is applied. </w:t>
+      </w:r>
+      <w:r>
+        <w:t xml:space="preserve">Within </w:t>
+      </w:r>
+      <w:proofErr w:type="spellStart"/>
+      <w:r>
+        <w:t>CityCAT</w:t>
+      </w:r>
+      <w:proofErr w:type="spellEnd"/>
+      <w:r>
+        <w:t xml:space="preserve"> the inflow boundary is set using the </w:t>
+      </w:r>
+      <w:r>
+        <w:rPr>
+          <w:b/>
+          <w:bCs/>
+        </w:rPr>
+        <w:t>Discharge</w:t>
+      </w:r>
+      <w:r>
+        <w:t xml:space="preserve"> parameter</w:t>
+      </w:r>
+      <w:r>
+        <w:t xml:space="preserve"> in the </w:t>
+      </w:r>
+      <w:proofErr w:type="spellStart"/>
+      <w:r>
+        <w:rPr>
+          <w:b/>
+          <w:bCs/>
+        </w:rPr>
+        <w:t>citycat</w:t>
+      </w:r>
+      <w:proofErr w:type="spellEnd"/>
+      <w:r>
+        <w:rPr>
+          <w:b/>
+          <w:bCs/>
+        </w:rPr>
+        <w:t>-extra-functionality</w:t>
+      </w:r>
+      <w:r>
+        <w:t xml:space="preserve"> model</w:t>
+      </w:r>
+      <w:r>
+        <w:t xml:space="preserve"> second page (see image below)</w:t>
+      </w:r>
+      <w:r>
+        <w:t xml:space="preserve">. </w:t>
+      </w:r>
+      <w:r>
+        <w:t xml:space="preserve">Discharge is distributed uniformly over the </w:t>
+      </w:r>
+      <w:r>
+        <w:rPr>
+          <w:b/>
+          <w:bCs/>
+        </w:rPr>
+        <w:t xml:space="preserve">Duration </w:t>
+      </w:r>
+      <w:r>
+        <w:t>parameter</w:t>
+      </w:r>
+      <w:r>
+        <w:t xml:space="preserve"> also set in the </w:t>
+      </w:r>
+      <w:proofErr w:type="spellStart"/>
+      <w:r>
+        <w:rPr>
+          <w:b/>
+          <w:bCs/>
+        </w:rPr>
+        <w:t>citycat</w:t>
+      </w:r>
+      <w:proofErr w:type="spellEnd"/>
+      <w:r>
+        <w:rPr>
+          <w:b/>
+          <w:bCs/>
+        </w:rPr>
+        <w:t>-extra-functionality</w:t>
+      </w:r>
+      <w:r>
+        <w:t xml:space="preserve"> and gets multiplied by the number of cell boundaries intersected by the polygons </w:t>
+      </w:r>
+      <w:r>
+        <w:t>specified here</w:t>
+      </w:r>
+      <w:r>
+        <w:t xml:space="preserve">. Therefore, it is normally advisable to divide the total desired discharge by the number of overlapping cell boundaries. </w:t>
+      </w:r>
+      <w:r>
+        <w:t xml:space="preserve">In this example the </w:t>
+      </w:r>
+      <w:r>
+        <w:rPr>
+          <w:b/>
+          <w:bCs/>
+        </w:rPr>
+        <w:t>extract-greenspaces</w:t>
+      </w:r>
+      <w:r>
+        <w:t xml:space="preserve"> model is not used and so the </w:t>
+      </w:r>
+      <w:r>
+        <w:rPr>
+          <w:b/>
+          <w:bCs/>
+        </w:rPr>
+        <w:t>Permeable Area</w:t>
+      </w:r>
+      <w:r>
+        <w:t xml:space="preserve"> parameter specified in the </w:t>
+      </w:r>
+      <w:proofErr w:type="spellStart"/>
+      <w:r>
+        <w:rPr>
+          <w:b/>
+          <w:bCs/>
+        </w:rPr>
+        <w:t>citycat</w:t>
+      </w:r>
+      <w:proofErr w:type="spellEnd"/>
+      <w:r>
+        <w:rPr>
+          <w:b/>
+          <w:bCs/>
+        </w:rPr>
+        <w:t>-extra-functionality</w:t>
+      </w:r>
+      <w:r>
+        <w:rPr>
+          <w:b/>
+          <w:bCs/>
+        </w:rPr>
+        <w:t xml:space="preserve"> </w:t>
+      </w:r>
+      <w:r>
+        <w:t>model</w:t>
+      </w:r>
+      <w:r>
+        <w:t xml:space="preserve"> is used.</w:t>
+      </w:r>
+    </w:p>
+    <w:p/>
+    <w:p>
+      <w:r>
+        <w:t xml:space="preserve">The output </w:t>
+      </w:r>
+      <w:r>
+        <w:rPr>
+          <w:b/>
+          <w:bCs/>
+        </w:rPr>
+        <w:t xml:space="preserve">max_depth.png </w:t>
+      </w:r>
+      <w:r>
+        <w:t xml:space="preserve">shows the high water depths corresponding to the inflow boundary condition on the west side of the domain. </w:t>
+      </w:r>
+      <w:r>
+        <w:t xml:space="preserve">The mean exposure depth for each building can be seen in </w:t>
+      </w:r>
+      <w:r>
+        <w:rPr>
+          <w:b/>
+          <w:bCs/>
+        </w:rPr>
+        <w:t>exposure_plot.png</w:t>
+      </w:r>
+    </w:p>
+    <w:p/>
+    <w:p>
+      <w:r>
+        <w:t xml:space="preserve">In this example to find the correct datasets </w:t>
+      </w:r>
+      <w:r>
+        <w:rPr>
+          <w:b/>
+          <w:bCs/>
+        </w:rPr>
+        <w:t>search</w:t>
+      </w:r>
+      <w:r>
+        <w:t xml:space="preserve"> for </w:t>
+      </w:r>
+      <w:r>
+        <w:rPr>
+          <w:b/>
+          <w:bCs/>
+        </w:rPr>
+        <w:t>Malaysia</w:t>
+      </w:r>
+      <w:r>
+        <w:rPr>
+          <w:b/>
+          <w:bCs/>
+        </w:rPr>
+        <w:t xml:space="preserve">. </w:t>
+      </w:r>
+    </w:p>
+    <w:p/>
+    <w:p>
+      <w:pPr>
+        <w:rPr>
+          <w:b/>
+          <w:bCs/>
+        </w:rPr>
+      </w:pPr>
+      <w:r>
+        <w:rPr>
+          <w:b/>
+          <w:bCs/>
+          <w:noProof/>
+        </w:rPr>
+        <w:drawing>
+          <wp:inline distT="0" distB="0" distL="0" distR="0" wp14:anchorId="31EBC83A" wp14:editId="00D3050C">
+            <wp:extent cx="5731510" cy="2616200"/>
+            <wp:effectExtent l="0" t="0" r="2540" b="0"/>
+            <wp:docPr id="306759175" name="Picture 1" descr="A screenshot of a computer&#10;&#10;AI-generated content may be incorrect."/>
+            <wp:cNvGraphicFramePr>
+              <a:graphicFrameLocks xmlns:a="http://schemas.openxmlformats.org/drawingml/2006/main" noChangeAspect="1"/>
+            </wp:cNvGraphicFramePr>
+            <a:graphic xmlns:a="http://schemas.openxmlformats.org/drawingml/2006/main">
+              <a:graphicData uri="http://schemas.openxmlformats.org/drawingml/2006/picture">
+                <pic:pic xmlns:pic="http://schemas.openxmlformats.org/drawingml/2006/picture">
+                  <pic:nvPicPr>
+                    <pic:cNvPr id="306759175" name="Picture 1" descr="A screenshot of a computer&#10;&#10;AI-generated content may be incorrect."/>
+                    <pic:cNvPicPr/>
+                  </pic:nvPicPr>
+                  <pic:blipFill>
+                    <a:blip r:embed="rId30"/>
+                    <a:stretch>
+                      <a:fillRect/>
+                    </a:stretch>
+                  </pic:blipFill>
+                  <pic:spPr>
+                    <a:xfrm>
+                      <a:off x="0" y="0"/>
+                      <a:ext cx="5731510" cy="2616200"/>
+                    </a:xfrm>
+                    <a:prstGeom prst="rect">
+                      <a:avLst/>
+                    </a:prstGeom>
+                  </pic:spPr>
+                </pic:pic>
+              </a:graphicData>
+            </a:graphic>
+          </wp:inline>
+        </w:drawing>
+      </w:r>
+    </w:p>
+    <w:p>
+      <w:pPr>
+        <w:rPr>
+          <w:b/>
+          <w:bCs/>
+        </w:rPr>
+      </w:pPr>
+    </w:p>
+    <w:p>
+      <w:r>
+        <w:rPr>
+          <w:noProof/>
+        </w:rPr>
+        <w:drawing>
+          <wp:inline distT="0" distB="0" distL="0" distR="0" wp14:anchorId="2C927DD0" wp14:editId="348E8B9B">
+            <wp:extent cx="5731510" cy="2876550"/>
+            <wp:effectExtent l="0" t="0" r="2540" b="0"/>
+            <wp:docPr id="1464306957" name="Picture 1" descr="A screenshot of a computer&#10;&#10;AI-generated content may be incorrect."/>
+            <wp:cNvGraphicFramePr>
+              <a:graphicFrameLocks xmlns:a="http://schemas.openxmlformats.org/drawingml/2006/main" noChangeAspect="1"/>
+            </wp:cNvGraphicFramePr>
+            <a:graphic xmlns:a="http://schemas.openxmlformats.org/drawingml/2006/main">
+              <a:graphicData uri="http://schemas.openxmlformats.org/drawingml/2006/picture">
+                <pic:pic xmlns:pic="http://schemas.openxmlformats.org/drawingml/2006/picture">
+                  <pic:nvPicPr>
+                    <pic:cNvPr id="1464306957" name="Picture 1" descr="A screenshot of a computer&#10;&#10;AI-generated content may be incorrect."/>
+                    <pic:cNvPicPr/>
+                  </pic:nvPicPr>
+                  <pic:blipFill>
+                    <a:blip r:embed="rId31"/>
+                    <a:stretch>
+                      <a:fillRect/>
+                    </a:stretch>
+                  </pic:blipFill>
+                  <pic:spPr>
+                    <a:xfrm>
+                      <a:off x="0" y="0"/>
+                      <a:ext cx="5731510" cy="2876550"/>
+                    </a:xfrm>
+                    <a:prstGeom prst="rect">
+                      <a:avLst/>
+                    </a:prstGeom>
+                  </pic:spPr>
+                </pic:pic>
+              </a:graphicData>
+            </a:graphic>
+          </wp:inline>
+        </w:drawing>
+      </w:r>
+    </w:p>
+    <w:p>
+      <w:r>
+        <w:rPr>
+          <w:noProof/>
+        </w:rPr>
+        <w:drawing>
+          <wp:inline distT="0" distB="0" distL="0" distR="0" wp14:anchorId="2F94780D" wp14:editId="63503328">
+            <wp:extent cx="5731510" cy="2923540"/>
+            <wp:effectExtent l="0" t="0" r="2540" b="0"/>
+            <wp:docPr id="194857777" name="Picture 1" descr="A screenshot of a computer&#10;&#10;AI-generated content may be incorrect."/>
+            <wp:cNvGraphicFramePr>
+              <a:graphicFrameLocks xmlns:a="http://schemas.openxmlformats.org/drawingml/2006/main" noChangeAspect="1"/>
+            </wp:cNvGraphicFramePr>
+            <a:graphic xmlns:a="http://schemas.openxmlformats.org/drawingml/2006/main">
+              <a:graphicData uri="http://schemas.openxmlformats.org/drawingml/2006/picture">
+                <pic:pic xmlns:pic="http://schemas.openxmlformats.org/drawingml/2006/picture">
+                  <pic:nvPicPr>
+                    <pic:cNvPr id="194857777" name="Picture 1" descr="A screenshot of a computer&#10;&#10;AI-generated content may be incorrect."/>
+                    <pic:cNvPicPr/>
+                  </pic:nvPicPr>
+                  <pic:blipFill>
+                    <a:blip r:embed="rId32"/>
+                    <a:stretch>
+                      <a:fillRect/>
+                    </a:stretch>
+                  </pic:blipFill>
+                  <pic:spPr>
+                    <a:xfrm>
+                      <a:off x="0" y="0"/>
+                      <a:ext cx="5731510" cy="2923540"/>
+                    </a:xfrm>
+                    <a:prstGeom prst="rect">
+                      <a:avLst/>
+                    </a:prstGeom>
+                  </pic:spPr>
+                </pic:pic>
+              </a:graphicData>
+            </a:graphic>
+          </wp:inline>
+        </w:drawing>
+      </w:r>
+    </w:p>
+    <w:p>
+      <w:r>
+        <w:rPr>
+          <w:noProof/>
+        </w:rPr>
+        <w:drawing>
+          <wp:inline distT="0" distB="0" distL="0" distR="0" wp14:anchorId="387B2E03" wp14:editId="497B061A">
+            <wp:extent cx="5731510" cy="2946400"/>
+            <wp:effectExtent l="0" t="0" r="2540" b="6350"/>
+            <wp:docPr id="406294104" name="Picture 1" descr="A screenshot of a computer&#10;&#10;AI-generated content may be incorrect."/>
+            <wp:cNvGraphicFramePr>
+              <a:graphicFrameLocks xmlns:a="http://schemas.openxmlformats.org/drawingml/2006/main" noChangeAspect="1"/>
+            </wp:cNvGraphicFramePr>
+            <a:graphic xmlns:a="http://schemas.openxmlformats.org/drawingml/2006/main">
+              <a:graphicData uri="http://schemas.openxmlformats.org/drawingml/2006/picture">
+                <pic:pic xmlns:pic="http://schemas.openxmlformats.org/drawingml/2006/picture">
+                  <pic:nvPicPr>
+                    <pic:cNvPr id="406294104" name="Picture 1" descr="A screenshot of a computer&#10;&#10;AI-generated content may be incorrect."/>
+                    <pic:cNvPicPr/>
+                  </pic:nvPicPr>
+                  <pic:blipFill>
+                    <a:blip r:embed="rId33"/>
+                    <a:stretch>
+                      <a:fillRect/>
+                    </a:stretch>
+                  </pic:blipFill>
+                  <pic:spPr>
+                    <a:xfrm>
+                      <a:off x="0" y="0"/>
+                      <a:ext cx="5731510" cy="2946400"/>
+                    </a:xfrm>
+                    <a:prstGeom prst="rect">
+                      <a:avLst/>
+                    </a:prstGeom>
+                  </pic:spPr>
+                </pic:pic>
+              </a:graphicData>
+            </a:graphic>
+          </wp:inline>
+        </w:drawing>
+      </w:r>
+    </w:p>
+    <w:p/>
+    <w:p>
+      <w:r>
+        <w:rPr>
+          <w:noProof/>
+        </w:rPr>
+        <w:drawing>
+          <wp:inline distT="0" distB="0" distL="0" distR="0" wp14:anchorId="6C100441" wp14:editId="41583569">
+            <wp:extent cx="5731510" cy="3837940"/>
+            <wp:effectExtent l="0" t="0" r="2540" b="0"/>
+            <wp:docPr id="582425316" name="Picture 1" descr="A screenshot of a computer&#10;&#10;AI-generated content may be incorrect."/>
+            <wp:cNvGraphicFramePr>
+              <a:graphicFrameLocks xmlns:a="http://schemas.openxmlformats.org/drawingml/2006/main" noChangeAspect="1"/>
+            </wp:cNvGraphicFramePr>
+            <a:graphic xmlns:a="http://schemas.openxmlformats.org/drawingml/2006/main">
+              <a:graphicData uri="http://schemas.openxmlformats.org/drawingml/2006/picture">
+                <pic:pic xmlns:pic="http://schemas.openxmlformats.org/drawingml/2006/picture">
+                  <pic:nvPicPr>
+                    <pic:cNvPr id="582425316" name="Picture 1" descr="A screenshot of a computer&#10;&#10;AI-generated content may be incorrect."/>
+                    <pic:cNvPicPr/>
+                  </pic:nvPicPr>
+                  <pic:blipFill>
+                    <a:blip r:embed="rId34"/>
+                    <a:stretch>
+                      <a:fillRect/>
+                    </a:stretch>
+                  </pic:blipFill>
+                  <pic:spPr>
+                    <a:xfrm>
+                      <a:off x="0" y="0"/>
+                      <a:ext cx="5731510" cy="3837940"/>
+                    </a:xfrm>
+                    <a:prstGeom prst="rect">
+                      <a:avLst/>
+                    </a:prstGeom>
+                  </pic:spPr>
+                </pic:pic>
+              </a:graphicData>
+            </a:graphic>
+          </wp:inline>
+        </w:drawing>
+      </w:r>
+    </w:p>
+    <w:p>
+      <w:r>
+        <w:rPr>
+          <w:noProof/>
+        </w:rPr>
+        <w:drawing>
+          <wp:inline distT="0" distB="0" distL="0" distR="0" wp14:anchorId="002C634F" wp14:editId="45D84F91">
+            <wp:extent cx="5731510" cy="2085975"/>
+            <wp:effectExtent l="0" t="0" r="2540" b="9525"/>
+            <wp:docPr id="1345939694" name="Picture 1" descr="A screenshot of a computer&#10;&#10;AI-generated content may be incorrect."/>
+            <wp:cNvGraphicFramePr>
+              <a:graphicFrameLocks xmlns:a="http://schemas.openxmlformats.org/drawingml/2006/main" noChangeAspect="1"/>
+            </wp:cNvGraphicFramePr>
+            <a:graphic xmlns:a="http://schemas.openxmlformats.org/drawingml/2006/main">
+              <a:graphicData uri="http://schemas.openxmlformats.org/drawingml/2006/picture">
+                <pic:pic xmlns:pic="http://schemas.openxmlformats.org/drawingml/2006/picture">
+                  <pic:nvPicPr>
+                    <pic:cNvPr id="1345939694" name="Picture 1" descr="A screenshot of a computer&#10;&#10;AI-generated content may be incorrect."/>
+                    <pic:cNvPicPr/>
+                  </pic:nvPicPr>
+                  <pic:blipFill>
+                    <a:blip r:embed="rId35"/>
+                    <a:stretch>
+                      <a:fillRect/>
+                    </a:stretch>
+                  </pic:blipFill>
+                  <pic:spPr>
+                    <a:xfrm>
+                      <a:off x="0" y="0"/>
+                      <a:ext cx="5731510" cy="2085975"/>
+                    </a:xfrm>
+                    <a:prstGeom prst="rect">
+                      <a:avLst/>
+                    </a:prstGeom>
+                  </pic:spPr>
+                </pic:pic>
+              </a:graphicData>
+            </a:graphic>
+          </wp:inline>
+        </w:drawing>
+      </w:r>
+    </w:p>
+    <w:p>
+      <w:r>
+        <w:rPr>
+          <w:noProof/>
+        </w:rPr>
+        <w:drawing>
+          <wp:inline distT="0" distB="0" distL="0" distR="0" wp14:anchorId="3A55568A" wp14:editId="1E6E353E">
+            <wp:extent cx="5731510" cy="4594860"/>
+            <wp:effectExtent l="0" t="0" r="2540" b="0"/>
+            <wp:docPr id="2136092491" name="Picture 1" descr="A map of a river&#10;&#10;AI-generated content may be incorrect."/>
+            <wp:cNvGraphicFramePr>
+              <a:graphicFrameLocks xmlns:a="http://schemas.openxmlformats.org/drawingml/2006/main" noChangeAspect="1"/>
+            </wp:cNvGraphicFramePr>
+            <a:graphic xmlns:a="http://schemas.openxmlformats.org/drawingml/2006/main">
+              <a:graphicData uri="http://schemas.openxmlformats.org/drawingml/2006/picture">
+                <pic:pic xmlns:pic="http://schemas.openxmlformats.org/drawingml/2006/picture">
+                  <pic:nvPicPr>
+                    <pic:cNvPr id="2136092491" name="Picture 1" descr="A map of a river&#10;&#10;AI-generated content may be incorrect."/>
+                    <pic:cNvPicPr/>
+                  </pic:nvPicPr>
+                  <pic:blipFill>
+                    <a:blip r:embed="rId36"/>
+                    <a:stretch>
+                      <a:fillRect/>
+                    </a:stretch>
+                  </pic:blipFill>
+                  <pic:spPr>
+                    <a:xfrm>
+                      <a:off x="0" y="0"/>
+                      <a:ext cx="5731510" cy="4594860"/>
+                    </a:xfrm>
+                    <a:prstGeom prst="rect">
+                      <a:avLst/>
+                    </a:prstGeom>
+                  </pic:spPr>
+                </pic:pic>
+              </a:graphicData>
+            </a:graphic>
+          </wp:inline>
+        </w:drawing>
+      </w:r>
+    </w:p>
+    <w:p>
+      <w:r>
+        <w:drawing>
+          <wp:inline distT="0" distB="0" distL="0" distR="0" wp14:anchorId="48822EFF" wp14:editId="77155911">
+            <wp:extent cx="5731510" cy="4260850"/>
+            <wp:effectExtent l="0" t="0" r="2540" b="6350"/>
+            <wp:docPr id="1574808584" name="Picture 1" descr="A map of a city&#10;&#10;AI-generated content may be incorrect."/>
+            <wp:cNvGraphicFramePr>
+              <a:graphicFrameLocks xmlns:a="http://schemas.openxmlformats.org/drawingml/2006/main" noChangeAspect="1"/>
+            </wp:cNvGraphicFramePr>
+            <a:graphic xmlns:a="http://schemas.openxmlformats.org/drawingml/2006/main">
+              <a:graphicData uri="http://schemas.openxmlformats.org/drawingml/2006/picture">
+                <pic:pic xmlns:pic="http://schemas.openxmlformats.org/drawingml/2006/picture">
+                  <pic:nvPicPr>
+                    <pic:cNvPr id="1574808584" name="Picture 1" descr="A map of a city&#10;&#10;AI-generated content may be incorrect."/>
+                    <pic:cNvPicPr/>
+                  </pic:nvPicPr>
+                  <pic:blipFill>
+                    <a:blip r:embed="rId37"/>
+                    <a:stretch>
+                      <a:fillRect/>
+                    </a:stretch>
+                  </pic:blipFill>
+                  <pic:spPr>
+                    <a:xfrm>
+                      <a:off x="0" y="0"/>
+                      <a:ext cx="5731510" cy="4260850"/>
+                    </a:xfrm>
+                    <a:prstGeom prst="rect">
+                      <a:avLst/>
+                    </a:prstGeom>
+                  </pic:spPr>
+                </pic:pic>
+              </a:graphicData>
+            </a:graphic>
+          </wp:inline>
+        </w:drawing>
+      </w:r>
+    </w:p>
+    <w:p>
+      <w:r>
+        <w:t>Note</w:t>
+      </w:r>
+      <w:r>
+        <w:t>s</w:t>
+      </w:r>
+      <w:r>
+        <w:t>:</w:t>
       </w:r>
     </w:p>
     <w:p>
@@ -3337,11 +4759,11 @@
         </w:numPr>
       </w:pPr>
       <w:r>
-        <w:t>Remember ci</w:t>
+        <w:t xml:space="preserve">Remember </w:t>
       </w:r>
       <w:proofErr w:type="spellStart"/>
       <w:r>
-        <w:t>tycat-dafni</w:t>
+        <w:t>citycat-dafni</w:t>
       </w:r>
       <w:proofErr w:type="spellEnd"/>
       <w:r>
@@ -3361,7 +4783,7 @@
       <w:r>
         <w:t xml:space="preserve"> </w:t>
       </w:r>
-      <w:hyperlink r:id="rId27" w:history="1">
+      <w:hyperlink r:id="rId38" w:history="1">
         <w:r>
           <w:rPr>
             <w:rStyle w:val="Hyperlink"/>
@@ -3383,48 +4805,33 @@
         </w:rPr>
       </w:pPr>
       <w:r>
-        <w:t xml:space="preserve">In the elevation model DTM resolution is supplied. This is not used in this workflow. If </w:t>
-      </w:r>
-      <w:proofErr w:type="spellStart"/>
-      <w:r>
-        <w:rPr>
-          <w:b/>
-          <w:bCs/>
-        </w:rPr>
-        <w:t>GLobal_Urban_Flooding:Flood</w:t>
-      </w:r>
-      <w:proofErr w:type="spellEnd"/>
-      <w:r>
-        <w:rPr>
-          <w:b/>
-          <w:bCs/>
-        </w:rPr>
-        <w:t xml:space="preserve"> Impact Assessment</w:t>
-      </w:r>
-      <w:r>
-        <w:rPr>
-          <w:b/>
-          <w:bCs/>
-        </w:rPr>
-        <w:t xml:space="preserve"> (</w:t>
-      </w:r>
-      <w:hyperlink r:id="rId28" w:history="1">
-        <w:r>
-          <w:rPr>
-            <w:rStyle w:val="Hyperlink"/>
-          </w:rPr>
-          <w:t xml:space="preserve">https://github.com/OpenCLIM/impact-assessment) </w:t>
-        </w:r>
-      </w:hyperlink>
-      <w:r>
-        <w:rPr>
-          <w:b/>
-          <w:bCs/>
-        </w:rPr>
-        <w:t xml:space="preserve"> </w:t>
-      </w:r>
-      <w:r>
-        <w:t>is added to the workflow the DTM resolution is required.</w:t>
+        <w:t xml:space="preserve">In the elevation model </w:t>
+      </w:r>
+      <w:r>
+        <w:rPr>
+          <w:b/>
+          <w:bCs/>
+        </w:rPr>
+        <w:t>DTM resolution</w:t>
+      </w:r>
+      <w:r>
+        <w:t xml:space="preserve"> is supplied</w:t>
+      </w:r>
+      <w:r>
+        <w:t xml:space="preserve">, this currently only used the </w:t>
+      </w:r>
+      <w:r>
+        <w:rPr>
+          <w:b/>
+          <w:bCs/>
+        </w:rPr>
+        <w:t>add-inflow-boundary</w:t>
+      </w:r>
+      <w:r>
+        <w:t xml:space="preserve"> model. Elsewhere it is found automatically from the DTM data</w:t>
+      </w:r>
+      <w:r>
+        <w:t>.</w:t>
       </w:r>
       <w:r>
         <w:t xml:space="preserve"> </w:t>
@@ -3542,9 +4949,9 @@
     </w:lvl>
   </w:abstractNum>
   <w:abstractNum w:abstractNumId="1" w15:restartNumberingAfterBreak="0">
-    <w:nsid w:val="3AAB036C"/>
+    <w:nsid w:val="2D33365C"/>
     <w:multiLevelType w:val="hybridMultilevel"/>
-    <w:tmpl w:val="3F6ED5D2"/>
+    <w:tmpl w:val="70AA829A"/>
     <w:lvl w:ilvl="0" w:tplc="08090011">
       <w:start w:val="1"/>
       <w:numFmt w:val="decimal"/>
@@ -3630,11 +5037,195 @@
       </w:pPr>
     </w:lvl>
   </w:abstractNum>
+  <w:abstractNum w:abstractNumId="2" w15:restartNumberingAfterBreak="0">
+    <w:nsid w:val="385D0F8D"/>
+    <w:multiLevelType w:val="hybridMultilevel"/>
+    <w:tmpl w:val="43047962"/>
+    <w:lvl w:ilvl="0" w:tplc="3D98571A">
+      <w:start w:val="1"/>
+      <w:numFmt w:val="decimal"/>
+      <w:lvlText w:val="%1)"/>
+      <w:lvlJc w:val="left"/>
+      <w:pPr>
+        <w:ind w:left="720" w:hanging="360"/>
+      </w:pPr>
+      <w:rPr>
+        <w:rFonts w:asciiTheme="minorHAnsi" w:eastAsiaTheme="minorHAnsi" w:hAnsiTheme="minorHAnsi" w:cstheme="minorBidi"/>
+      </w:rPr>
+    </w:lvl>
+    <w:lvl w:ilvl="1" w:tplc="08090019" w:tentative="1">
+      <w:start w:val="1"/>
+      <w:numFmt w:val="lowerLetter"/>
+      <w:lvlText w:val="%2."/>
+      <w:lvlJc w:val="left"/>
+      <w:pPr>
+        <w:ind w:left="1440" w:hanging="360"/>
+      </w:pPr>
+    </w:lvl>
+    <w:lvl w:ilvl="2" w:tplc="0809001B" w:tentative="1">
+      <w:start w:val="1"/>
+      <w:numFmt w:val="lowerRoman"/>
+      <w:lvlText w:val="%3."/>
+      <w:lvlJc w:val="right"/>
+      <w:pPr>
+        <w:ind w:left="2160" w:hanging="180"/>
+      </w:pPr>
+    </w:lvl>
+    <w:lvl w:ilvl="3" w:tplc="0809000F" w:tentative="1">
+      <w:start w:val="1"/>
+      <w:numFmt w:val="decimal"/>
+      <w:lvlText w:val="%4."/>
+      <w:lvlJc w:val="left"/>
+      <w:pPr>
+        <w:ind w:left="2880" w:hanging="360"/>
+      </w:pPr>
+    </w:lvl>
+    <w:lvl w:ilvl="4" w:tplc="08090019" w:tentative="1">
+      <w:start w:val="1"/>
+      <w:numFmt w:val="lowerLetter"/>
+      <w:lvlText w:val="%5."/>
+      <w:lvlJc w:val="left"/>
+      <w:pPr>
+        <w:ind w:left="3600" w:hanging="360"/>
+      </w:pPr>
+    </w:lvl>
+    <w:lvl w:ilvl="5" w:tplc="0809001B" w:tentative="1">
+      <w:start w:val="1"/>
+      <w:numFmt w:val="lowerRoman"/>
+      <w:lvlText w:val="%6."/>
+      <w:lvlJc w:val="right"/>
+      <w:pPr>
+        <w:ind w:left="4320" w:hanging="180"/>
+      </w:pPr>
+    </w:lvl>
+    <w:lvl w:ilvl="6" w:tplc="0809000F" w:tentative="1">
+      <w:start w:val="1"/>
+      <w:numFmt w:val="decimal"/>
+      <w:lvlText w:val="%7."/>
+      <w:lvlJc w:val="left"/>
+      <w:pPr>
+        <w:ind w:left="5040" w:hanging="360"/>
+      </w:pPr>
+    </w:lvl>
+    <w:lvl w:ilvl="7" w:tplc="08090019" w:tentative="1">
+      <w:start w:val="1"/>
+      <w:numFmt w:val="lowerLetter"/>
+      <w:lvlText w:val="%8."/>
+      <w:lvlJc w:val="left"/>
+      <w:pPr>
+        <w:ind w:left="5760" w:hanging="360"/>
+      </w:pPr>
+    </w:lvl>
+    <w:lvl w:ilvl="8" w:tplc="0809001B" w:tentative="1">
+      <w:start w:val="1"/>
+      <w:numFmt w:val="lowerRoman"/>
+      <w:lvlText w:val="%9."/>
+      <w:lvlJc w:val="right"/>
+      <w:pPr>
+        <w:ind w:left="6480" w:hanging="180"/>
+      </w:pPr>
+    </w:lvl>
+  </w:abstractNum>
+  <w:abstractNum w:abstractNumId="3" w15:restartNumberingAfterBreak="0">
+    <w:nsid w:val="3AAB036C"/>
+    <w:multiLevelType w:val="hybridMultilevel"/>
+    <w:tmpl w:val="3F6ED5D2"/>
+    <w:lvl w:ilvl="0" w:tplc="08090011">
+      <w:start w:val="1"/>
+      <w:numFmt w:val="decimal"/>
+      <w:lvlText w:val="%1)"/>
+      <w:lvlJc w:val="left"/>
+      <w:pPr>
+        <w:ind w:left="720" w:hanging="360"/>
+      </w:pPr>
+      <w:rPr>
+        <w:rFonts w:hint="default"/>
+      </w:rPr>
+    </w:lvl>
+    <w:lvl w:ilvl="1" w:tplc="08090019" w:tentative="1">
+      <w:start w:val="1"/>
+      <w:numFmt w:val="lowerLetter"/>
+      <w:lvlText w:val="%2."/>
+      <w:lvlJc w:val="left"/>
+      <w:pPr>
+        <w:ind w:left="1440" w:hanging="360"/>
+      </w:pPr>
+    </w:lvl>
+    <w:lvl w:ilvl="2" w:tplc="0809001B" w:tentative="1">
+      <w:start w:val="1"/>
+      <w:numFmt w:val="lowerRoman"/>
+      <w:lvlText w:val="%3."/>
+      <w:lvlJc w:val="right"/>
+      <w:pPr>
+        <w:ind w:left="2160" w:hanging="180"/>
+      </w:pPr>
+    </w:lvl>
+    <w:lvl w:ilvl="3" w:tplc="0809000F" w:tentative="1">
+      <w:start w:val="1"/>
+      <w:numFmt w:val="decimal"/>
+      <w:lvlText w:val="%4."/>
+      <w:lvlJc w:val="left"/>
+      <w:pPr>
+        <w:ind w:left="2880" w:hanging="360"/>
+      </w:pPr>
+    </w:lvl>
+    <w:lvl w:ilvl="4" w:tplc="08090019" w:tentative="1">
+      <w:start w:val="1"/>
+      <w:numFmt w:val="lowerLetter"/>
+      <w:lvlText w:val="%5."/>
+      <w:lvlJc w:val="left"/>
+      <w:pPr>
+        <w:ind w:left="3600" w:hanging="360"/>
+      </w:pPr>
+    </w:lvl>
+    <w:lvl w:ilvl="5" w:tplc="0809001B" w:tentative="1">
+      <w:start w:val="1"/>
+      <w:numFmt w:val="lowerRoman"/>
+      <w:lvlText w:val="%6."/>
+      <w:lvlJc w:val="right"/>
+      <w:pPr>
+        <w:ind w:left="4320" w:hanging="180"/>
+      </w:pPr>
+    </w:lvl>
+    <w:lvl w:ilvl="6" w:tplc="0809000F" w:tentative="1">
+      <w:start w:val="1"/>
+      <w:numFmt w:val="decimal"/>
+      <w:lvlText w:val="%7."/>
+      <w:lvlJc w:val="left"/>
+      <w:pPr>
+        <w:ind w:left="5040" w:hanging="360"/>
+      </w:pPr>
+    </w:lvl>
+    <w:lvl w:ilvl="7" w:tplc="08090019" w:tentative="1">
+      <w:start w:val="1"/>
+      <w:numFmt w:val="lowerLetter"/>
+      <w:lvlText w:val="%8."/>
+      <w:lvlJc w:val="left"/>
+      <w:pPr>
+        <w:ind w:left="5760" w:hanging="360"/>
+      </w:pPr>
+    </w:lvl>
+    <w:lvl w:ilvl="8" w:tplc="0809001B" w:tentative="1">
+      <w:start w:val="1"/>
+      <w:numFmt w:val="lowerRoman"/>
+      <w:lvlText w:val="%9."/>
+      <w:lvlJc w:val="right"/>
+      <w:pPr>
+        <w:ind w:left="6480" w:hanging="180"/>
+      </w:pPr>
+    </w:lvl>
+  </w:abstractNum>
   <w:num w:numId="1" w16cid:durableId="1853034330">
-    <w:abstractNumId w:val="1"/>
+    <w:abstractNumId w:val="3"/>
   </w:num>
   <w:num w:numId="2" w16cid:durableId="1874535869">
     <w:abstractNumId w:val="0"/>
+  </w:num>
+  <w:num w:numId="3" w16cid:durableId="766970634">
+    <w:abstractNumId w:val="1"/>
+  </w:num>
+  <w:num w:numId="4" w16cid:durableId="83384805">
+    <w:abstractNumId w:val="2"/>
   </w:num>
 </w:numbering>
 </file>
@@ -4039,7 +5630,7 @@
   <w:style w:type="paragraph" w:default="1" w:styleId="Normal">
     <w:name w:val="Normal"/>
     <w:qFormat/>
-    <w:rsid w:val="005C7912"/>
+    <w:rsid w:val="00D20053"/>
   </w:style>
   <w:style w:type="paragraph" w:styleId="Heading1">
     <w:name w:val="heading 1"/>
@@ -4091,7 +5682,6 @@
     <w:next w:val="Normal"/>
     <w:link w:val="Heading3Char"/>
     <w:uiPriority w:val="9"/>
-    <w:semiHidden/>
     <w:unhideWhenUsed/>
     <w:qFormat/>
     <w:rsid w:val="002A622E"/>
@@ -4298,7 +5888,6 @@
     <w:basedOn w:val="DefaultParagraphFont"/>
     <w:link w:val="Heading3"/>
     <w:uiPriority w:val="9"/>
-    <w:semiHidden/>
     <w:rsid w:val="002A622E"/>
     <w:rPr>
       <w:rFonts w:eastAsiaTheme="majorEastAsia" w:cstheme="majorBidi"/>
